--- a/docs/incidents/INCIDENT-02 retry advice stopped a feed.docx
+++ b/docs/incidents/INCIDENT-02 retry advice stopped a feed.docx
@@ -30,7 +30,7 @@
     </w:p>
     <w:p>
       <w:r>
-        <w:t>An Assist proposal answered an integrations question by advising the customer to disable a</w:t>
+        <w:t>An portal suggestion answered an integrations question by advising the customer to disable a</w:t>
       </w:r>
     </w:p>
     <w:p>
@@ -50,7 +50,7 @@
     </w:p>
     <w:p>
       <w:r>
-        <w:t>The proposal was sent without a human reading it.</w:t>
+        <w:t>The suggestion was sent without a human reading it.</w:t>
       </w:r>
     </w:p>
     <w:p>
@@ -63,7 +63,7 @@
     </w:p>
     <w:p>
       <w:r>
-        <w:t>The proposal's confidence was high, and the answer was consistent with the knowledge article it</w:t>
+        <w:t>The suggestion's confidence was high, and the answer was consistent with the knowledge article it</w:t>
       </w:r>
     </w:p>
     <w:p>
